--- a/klagomål/A 33797-2024 FSC-klagomål.docx
+++ b/klagomål/A 33797-2024 FSC-klagomål.docx
@@ -1030,7 +1030,7 @@
     <w:r>
       <w:tab/>
       <w:tab/>
-      <w:t>2026-09-14</w:t>
+      <w:t>2026-09-15</w:t>
       <w:br/>
       <w:br/>
     </w:r>

--- a/klagomål/A 33797-2024 FSC-klagomål.docx
+++ b/klagomål/A 33797-2024 FSC-klagomål.docx
@@ -1030,7 +1030,7 @@
     <w:r>
       <w:tab/>
       <w:tab/>
-      <w:t>2026-09-15</w:t>
+      <w:t>2026-09-16</w:t>
       <w:br/>
       <w:br/>
     </w:r>

--- a/klagomål/A 33797-2024 FSC-klagomål.docx
+++ b/klagomål/A 33797-2024 FSC-klagomål.docx
@@ -1030,7 +1030,7 @@
     <w:r>
       <w:tab/>
       <w:tab/>
-      <w:t>2026-09-16</w:t>
+      <w:t>2026-09-17</w:t>
       <w:br/>
       <w:br/>
     </w:r>

--- a/klagomål/A 33797-2024 FSC-klagomål.docx
+++ b/klagomål/A 33797-2024 FSC-klagomål.docx
@@ -1030,7 +1030,7 @@
     <w:r>
       <w:tab/>
       <w:tab/>
-      <w:t>2026-09-17</w:t>
+      <w:t>2026-09-18</w:t>
       <w:br/>
       <w:br/>
     </w:r>

--- a/klagomål/A 33797-2024 FSC-klagomål.docx
+++ b/klagomål/A 33797-2024 FSC-klagomål.docx
@@ -1030,7 +1030,7 @@
     <w:r>
       <w:tab/>
       <w:tab/>
-      <w:t>2026-09-18</w:t>
+      <w:t>2026-09-19</w:t>
       <w:br/>
       <w:br/>
     </w:r>

--- a/klagomål/A 33797-2024 FSC-klagomål.docx
+++ b/klagomål/A 33797-2024 FSC-klagomål.docx
@@ -1030,7 +1030,7 @@
     <w:r>
       <w:tab/>
       <w:tab/>
-      <w:t>2026-09-19</w:t>
+      <w:t>2026-09-21</w:t>
       <w:br/>
       <w:br/>
     </w:r>

--- a/klagomål/A 33797-2024 FSC-klagomål.docx
+++ b/klagomål/A 33797-2024 FSC-klagomål.docx
@@ -1030,7 +1030,7 @@
     <w:r>
       <w:tab/>
       <w:tab/>
-      <w:t>2026-09-21</w:t>
+      <w:t>2026-09-23</w:t>
       <w:br/>
       <w:br/>
     </w:r>

--- a/klagomål/A 33797-2024 FSC-klagomål.docx
+++ b/klagomål/A 33797-2024 FSC-klagomål.docx
@@ -1030,7 +1030,7 @@
     <w:r>
       <w:tab/>
       <w:tab/>
-      <w:t>2026-09-23</w:t>
+      <w:t>2026-09-24</w:t>
       <w:br/>
       <w:br/>
     </w:r>

--- a/klagomål/A 33797-2024 FSC-klagomål.docx
+++ b/klagomål/A 33797-2024 FSC-klagomål.docx
@@ -1030,7 +1030,7 @@
     <w:r>
       <w:tab/>
       <w:tab/>
-      <w:t>2026-09-24</w:t>
+      <w:t>2026-09-25</w:t>
       <w:br/>
       <w:br/>
     </w:r>

--- a/klagomål/A 33797-2024 FSC-klagomål.docx
+++ b/klagomål/A 33797-2024 FSC-klagomål.docx
@@ -1030,7 +1030,7 @@
     <w:r>
       <w:tab/>
       <w:tab/>
-      <w:t>2026-09-25</w:t>
+      <w:t>2026-09-26</w:t>
       <w:br/>
       <w:br/>
     </w:r>

--- a/klagomål/A 33797-2024 FSC-klagomål.docx
+++ b/klagomål/A 33797-2024 FSC-klagomål.docx
@@ -1030,7 +1030,7 @@
     <w:r>
       <w:tab/>
       <w:tab/>
-      <w:t>2026-09-26</w:t>
+      <w:t>2026-09-27</w:t>
       <w:br/>
       <w:br/>
     </w:r>

--- a/klagomål/A 33797-2024 FSC-klagomål.docx
+++ b/klagomål/A 33797-2024 FSC-klagomål.docx
@@ -1030,7 +1030,7 @@
     <w:r>
       <w:tab/>
       <w:tab/>
-      <w:t>2026-09-27</w:t>
+      <w:t>2026-09-28</w:t>
       <w:br/>
       <w:br/>
     </w:r>

--- a/klagomål/A 33797-2024 FSC-klagomål.docx
+++ b/klagomål/A 33797-2024 FSC-klagomål.docx
@@ -1030,7 +1030,7 @@
     <w:r>
       <w:tab/>
       <w:tab/>
-      <w:t>2026-09-28</w:t>
+      <w:t>2026-09-29</w:t>
       <w:br/>
       <w:br/>
     </w:r>

--- a/klagomål/A 33797-2024 FSC-klagomål.docx
+++ b/klagomål/A 33797-2024 FSC-klagomål.docx
@@ -1030,7 +1030,7 @@
     <w:r>
       <w:tab/>
       <w:tab/>
-      <w:t>2026-09-29</w:t>
+      <w:t>2026-09-30</w:t>
       <w:br/>
       <w:br/>
     </w:r>

--- a/klagomål/A 33797-2024 FSC-klagomål.docx
+++ b/klagomål/A 33797-2024 FSC-klagomål.docx
@@ -1030,7 +1030,7 @@
     <w:r>
       <w:tab/>
       <w:tab/>
-      <w:t>2026-09-30</w:t>
+      <w:t>2026-10-01</w:t>
       <w:br/>
       <w:br/>
     </w:r>

--- a/klagomål/A 33797-2024 FSC-klagomål.docx
+++ b/klagomål/A 33797-2024 FSC-klagomål.docx
@@ -1030,7 +1030,7 @@
     <w:r>
       <w:tab/>
       <w:tab/>
-      <w:t>2026-10-01</w:t>
+      <w:t>2026-10-02</w:t>
       <w:br/>
       <w:br/>
     </w:r>

--- a/klagomål/A 33797-2024 FSC-klagomål.docx
+++ b/klagomål/A 33797-2024 FSC-klagomål.docx
@@ -1030,7 +1030,7 @@
     <w:r>
       <w:tab/>
       <w:tab/>
-      <w:t>2026-10-02</w:t>
+      <w:t>2026-10-03</w:t>
       <w:br/>
       <w:br/>
     </w:r>

--- a/klagomål/A 33797-2024 FSC-klagomål.docx
+++ b/klagomål/A 33797-2024 FSC-klagomål.docx
@@ -1030,7 +1030,7 @@
     <w:r>
       <w:tab/>
       <w:tab/>
-      <w:t>2026-10-03</w:t>
+      <w:t>2026-10-04</w:t>
       <w:br/>
       <w:br/>
     </w:r>

--- a/klagomål/A 33797-2024 FSC-klagomål.docx
+++ b/klagomål/A 33797-2024 FSC-klagomål.docx
@@ -1030,7 +1030,7 @@
     <w:r>
       <w:tab/>
       <w:tab/>
-      <w:t>2026-10-04</w:t>
+      <w:t>2026-10-05</w:t>
       <w:br/>
       <w:br/>
     </w:r>

--- a/klagomål/A 33797-2024 FSC-klagomål.docx
+++ b/klagomål/A 33797-2024 FSC-klagomål.docx
@@ -1030,7 +1030,7 @@
     <w:r>
       <w:tab/>
       <w:tab/>
-      <w:t>2026-10-05</w:t>
+      <w:t>2026-10-06</w:t>
       <w:br/>
       <w:br/>
     </w:r>

--- a/klagomål/A 33797-2024 FSC-klagomål.docx
+++ b/klagomål/A 33797-2024 FSC-klagomål.docx
@@ -1030,7 +1030,7 @@
     <w:r>
       <w:tab/>
       <w:tab/>
-      <w:t>2026-10-06</w:t>
+      <w:t>2026-10-07</w:t>
       <w:br/>
       <w:br/>
     </w:r>

--- a/klagomål/A 33797-2024 FSC-klagomål.docx
+++ b/klagomål/A 33797-2024 FSC-klagomål.docx
@@ -1030,7 +1030,7 @@
     <w:r>
       <w:tab/>
       <w:tab/>
-      <w:t>2026-10-07</w:t>
+      <w:t>2026-10-08</w:t>
       <w:br/>
       <w:br/>
     </w:r>

--- a/klagomål/A 33797-2024 FSC-klagomål.docx
+++ b/klagomål/A 33797-2024 FSC-klagomål.docx
@@ -1030,7 +1030,7 @@
     <w:r>
       <w:tab/>
       <w:tab/>
-      <w:t>2026-10-08</w:t>
+      <w:t>2026-10-09</w:t>
       <w:br/>
       <w:br/>
     </w:r>

--- a/klagomål/A 33797-2024 FSC-klagomål.docx
+++ b/klagomål/A 33797-2024 FSC-klagomål.docx
@@ -1030,7 +1030,7 @@
     <w:r>
       <w:tab/>
       <w:tab/>
-      <w:t>2026-10-09</w:t>
+      <w:t>2026-10-10</w:t>
       <w:br/>
       <w:br/>
     </w:r>

--- a/klagomål/A 33797-2024 FSC-klagomål.docx
+++ b/klagomål/A 33797-2024 FSC-klagomål.docx
@@ -1030,7 +1030,7 @@
     <w:r>
       <w:tab/>
       <w:tab/>
-      <w:t>2026-10-10</w:t>
+      <w:t>2026-10-11</w:t>
       <w:br/>
       <w:br/>
     </w:r>

--- a/klagomål/A 33797-2024 FSC-klagomål.docx
+++ b/klagomål/A 33797-2024 FSC-klagomål.docx
@@ -1030,7 +1030,7 @@
     <w:r>
       <w:tab/>
       <w:tab/>
-      <w:t>2026-10-11</w:t>
+      <w:t>2026-10-12</w:t>
       <w:br/>
       <w:br/>
     </w:r>

--- a/klagomål/A 33797-2024 FSC-klagomål.docx
+++ b/klagomål/A 33797-2024 FSC-klagomål.docx
@@ -1030,7 +1030,7 @@
     <w:r>
       <w:tab/>
       <w:tab/>
-      <w:t>2026-10-12</w:t>
+      <w:t>2026-10-13</w:t>
       <w:br/>
       <w:br/>
     </w:r>

--- a/klagomål/A 33797-2024 FSC-klagomål.docx
+++ b/klagomål/A 33797-2024 FSC-klagomål.docx
@@ -1030,7 +1030,7 @@
     <w:r>
       <w:tab/>
       <w:tab/>
-      <w:t>2026-10-13</w:t>
+      <w:t>2026-10-14</w:t>
       <w:br/>
       <w:br/>
     </w:r>

--- a/klagomål/A 33797-2024 FSC-klagomål.docx
+++ b/klagomål/A 33797-2024 FSC-klagomål.docx
@@ -1030,7 +1030,7 @@
     <w:r>
       <w:tab/>
       <w:tab/>
-      <w:t>2026-10-14</w:t>
+      <w:t>2026-10-15</w:t>
       <w:br/>
       <w:br/>
     </w:r>

--- a/klagomål/A 33797-2024 FSC-klagomål.docx
+++ b/klagomål/A 33797-2024 FSC-klagomål.docx
@@ -1030,7 +1030,7 @@
     <w:r>
       <w:tab/>
       <w:tab/>
-      <w:t>2026-10-15</w:t>
+      <w:t>2026-10-16</w:t>
       <w:br/>
       <w:br/>
     </w:r>

--- a/klagomål/A 33797-2024 FSC-klagomål.docx
+++ b/klagomål/A 33797-2024 FSC-klagomål.docx
@@ -1030,7 +1030,7 @@
     <w:r>
       <w:tab/>
       <w:tab/>
-      <w:t>2026-10-16</w:t>
+      <w:t>2026-10-17</w:t>
       <w:br/>
       <w:br/>
     </w:r>

--- a/klagomål/A 33797-2024 FSC-klagomål.docx
+++ b/klagomål/A 33797-2024 FSC-klagomål.docx
@@ -1030,7 +1030,7 @@
     <w:r>
       <w:tab/>
       <w:tab/>
-      <w:t>2026-10-17</w:t>
+      <w:t>2026-10-18</w:t>
       <w:br/>
       <w:br/>
     </w:r>

--- a/klagomål/A 33797-2024 FSC-klagomål.docx
+++ b/klagomål/A 33797-2024 FSC-klagomål.docx
@@ -1030,7 +1030,7 @@
     <w:r>
       <w:tab/>
       <w:tab/>
-      <w:t>2026-10-18</w:t>
+      <w:t>2026-10-19</w:t>
       <w:br/>
       <w:br/>
     </w:r>

--- a/klagomål/A 33797-2024 FSC-klagomål.docx
+++ b/klagomål/A 33797-2024 FSC-klagomål.docx
@@ -1030,7 +1030,7 @@
     <w:r>
       <w:tab/>
       <w:tab/>
-      <w:t>2026-10-19</w:t>
+      <w:t>2026-10-20</w:t>
       <w:br/>
       <w:br/>
     </w:r>

--- a/klagomål/A 33797-2024 FSC-klagomål.docx
+++ b/klagomål/A 33797-2024 FSC-klagomål.docx
@@ -1030,7 +1030,7 @@
     <w:r>
       <w:tab/>
       <w:tab/>
-      <w:t>2026-10-20</w:t>
+      <w:t>2026-10-21</w:t>
       <w:br/>
       <w:br/>
     </w:r>

--- a/klagomål/A 33797-2024 FSC-klagomål.docx
+++ b/klagomål/A 33797-2024 FSC-klagomål.docx
@@ -1030,7 +1030,7 @@
     <w:r>
       <w:tab/>
       <w:tab/>
-      <w:t>2026-10-21</w:t>
+      <w:t>2026-10-22</w:t>
       <w:br/>
       <w:br/>
     </w:r>

--- a/klagomål/A 33797-2024 FSC-klagomål.docx
+++ b/klagomål/A 33797-2024 FSC-klagomål.docx
@@ -1030,7 +1030,7 @@
     <w:r>
       <w:tab/>
       <w:tab/>
-      <w:t>2026-10-22</w:t>
+      <w:t>2026-10-23</w:t>
       <w:br/>
       <w:br/>
     </w:r>

--- a/klagomål/A 33797-2024 FSC-klagomål.docx
+++ b/klagomål/A 33797-2024 FSC-klagomål.docx
@@ -1030,7 +1030,7 @@
     <w:r>
       <w:tab/>
       <w:tab/>
-      <w:t>2026-10-23</w:t>
+      <w:t>2026-10-24</w:t>
       <w:br/>
       <w:br/>
     </w:r>

--- a/klagomål/A 33797-2024 FSC-klagomål.docx
+++ b/klagomål/A 33797-2024 FSC-klagomål.docx
@@ -1030,7 +1030,7 @@
     <w:r>
       <w:tab/>
       <w:tab/>
-      <w:t>2026-10-24</w:t>
+      <w:t>2026-10-25</w:t>
       <w:br/>
       <w:br/>
     </w:r>

--- a/klagomål/A 33797-2024 FSC-klagomål.docx
+++ b/klagomål/A 33797-2024 FSC-klagomål.docx
@@ -221,7 +221,7 @@
     </w:p>
     <w:p>
       <w:r>
-        <w:t>I och inom 23 meter från avverkningsanmälan finns fynd av 6 naturvårdsarter, varav 2 är rödlistade, 2 är fridlysta, 2 är typiska (T) och 3 är signalarter (S): knärot (VU, T, §8), dropptaggsvamp (NT, T), brandticka (S), stor revmossa (S), västlig hakmossa (S) och vanlig groda (§6). Se Figur 1.</w:t>
+        <w:t>I och inom 23 meter från avverkningsanmälan finns fynd av 8 naturvårdsarter, varav 3 är rödlistade, 2 är fridlysta, 4 är typiska (T) och 4 är signalarter (S): garnlav (VU, T), knärot (VU, T, §8), dropptaggsvamp (NT, T), brandticka (S), gulnål (S, T), stor revmossa (S), västlig hakmossa (S) och vanlig groda (§6). Se Figur 1.</w:t>
       </w:r>
     </w:p>
     <w:p>
@@ -245,6 +245,35 @@
     <w:p>
       <w:r>
         <w:t>Nedan följer beskrivningar av de naturvårdsarter och fridlysta arter som har sina livsmiljöer och växtplatser i den avverkningsanmälda skogen. Se även ytterligare artfakta i BILAGA 1. De påträffade naturvårdsarterna är ett tydligt kvitto på att det rör sig om en skog med höga naturvärden.</w:t>
+      </w:r>
+    </w:p>
+    <w:p>
+      <w:r>
+        <w:rPr>
+          <w:b/>
+        </w:rPr>
+        <w:t>Garnlav (VU)</w:t>
+      </w:r>
+      <w:r>
+        <w:t xml:space="preserve"> är en utpräglad barrskogsart som ibland kan drapera träden i norrländska grannaturskogar med hög luftfuktighet. Den förekommer även i talldominerade bestånd där den, förutom i trädens grenverk, påträffas hängande över ojämnheter i tallbarken. Arten har minskat starkt i södra och mellersta Sverige och den minskar även i sitt nordliga utbredningsområde. Minskningstakten uppgår till 30 (20–50) % inom 50 år och överstiger gränsvärdet för Sårbar (VU). Orsaken till tillbakagången beror främst på slutavverkningar av naturskogsartade skogar. Bestånd med riklig förekomst bör regelmässigt sparas, vilket även gynnar flera andra sällsynta och rödlistade arter. Garnlav är värdväxt för den mycket sällsynta och akut hotade fjärilen barrskogslavfly (CR) som hör hemma i boreala barrskogar med riklig förekomst av värdväxten. Tidigare kunde arten konstateras årligen på flera platser vid Dala-Floda i Dalarna innan lokalerna kalavverkades. Senaste fyndet i landet av barrskogslavfly är från år 2000 då den påträffades vid Högberget i Sollefteå kommun. Garnlav är typisk art för </w:t>
+      </w:r>
+      <w:r>
+        <w:rPr>
+          <w:i/>
+        </w:rPr>
+        <w:t xml:space="preserve">9010 Taiga </w:t>
+      </w:r>
+      <w:r>
+        <w:t>och</w:t>
+      </w:r>
+      <w:r>
+        <w:rPr>
+          <w:i/>
+        </w:rPr>
+        <w:t xml:space="preserve"> 9070 Trädklädd betesmark</w:t>
+      </w:r>
+      <w:r>
+        <w:t xml:space="preserve"> (SLU Artdatabanken, 2026).</w:t>
       </w:r>
     </w:p>
     <w:p>
@@ -379,6 +408,35 @@
       </w:r>
     </w:p>
     <w:p>
+      <w:r>
+        <w:rPr>
+          <w:b/>
+        </w:rPr>
+        <w:t>Gulnål</w:t>
+      </w:r>
+      <w:r>
+        <w:t xml:space="preserve"> växer mest på murknande lövträdsved och barrträdsved och förekommer i skuggiga miljöer med hög luftfuktighet. I södra Sverige är den en relativt bra signal på biotoper med höga naturvärden och följs ofta av sällsynta arter. Gulnål är typisk art för </w:t>
+      </w:r>
+      <w:r>
+        <w:rPr>
+          <w:i/>
+        </w:rPr>
+        <w:t>9110 Näringsfattig bokskog</w:t>
+      </w:r>
+      <w:r>
+        <w:t xml:space="preserve"> och</w:t>
+      </w:r>
+      <w:r>
+        <w:rPr>
+          <w:i/>
+        </w:rPr>
+        <w:t xml:space="preserve"> 9130 Näringsrik bokskog </w:t>
+      </w:r>
+      <w:r>
+        <w:t>(Nitare &amp; Skogsstyrelsen, 2019; SLU Artdatabanken, 2025).</w:t>
+      </w:r>
+    </w:p>
+    <w:p>
       <w:pPr>
         <w:pStyle w:val="Heading1"/>
       </w:pPr>
@@ -468,7 +526,7 @@
         <w:rPr>
           <w:i/>
         </w:rPr>
-        <w:t>I det avverkningsanmälda skogsområdet har 6 naturvårdsarter varav 2 rödlistade arter sina livsmiljöer och växtplatser.</w:t>
+        <w:t>I det avverkningsanmälda skogsområdet har 8 naturvårdsarter varav 3 rödlistade arter sina livsmiljöer och växtplatser.</w:t>
       </w:r>
     </w:p>
     <w:p>
@@ -1030,7 +1088,7 @@
     <w:r>
       <w:tab/>
       <w:tab/>
-      <w:t>2026-10-25</w:t>
+      <w:t>2026-10-26</w:t>
       <w:br/>
       <w:br/>
     </w:r>

--- a/klagomål/A 33797-2024 FSC-klagomål.docx
+++ b/klagomål/A 33797-2024 FSC-klagomål.docx
@@ -1088,7 +1088,7 @@
     <w:r>
       <w:tab/>
       <w:tab/>
-      <w:t>2026-10-26</w:t>
+      <w:t>2026-10-27</w:t>
       <w:br/>
       <w:br/>
     </w:r>

--- a/klagomål/A 33797-2024 FSC-klagomål.docx
+++ b/klagomål/A 33797-2024 FSC-klagomål.docx
@@ -1088,7 +1088,7 @@
     <w:r>
       <w:tab/>
       <w:tab/>
-      <w:t>2026-10-27</w:t>
+      <w:t>2026-10-28</w:t>
       <w:br/>
       <w:br/>
     </w:r>

--- a/klagomål/A 33797-2024 FSC-klagomål.docx
+++ b/klagomål/A 33797-2024 FSC-klagomål.docx
@@ -1088,7 +1088,7 @@
     <w:r>
       <w:tab/>
       <w:tab/>
-      <w:t>2026-10-28</w:t>
+      <w:t>2026-10-29</w:t>
       <w:br/>
       <w:br/>
     </w:r>

--- a/klagomål/A 33797-2024 FSC-klagomål.docx
+++ b/klagomål/A 33797-2024 FSC-klagomål.docx
@@ -1088,7 +1088,7 @@
     <w:r>
       <w:tab/>
       <w:tab/>
-      <w:t>2026-10-29</w:t>
+      <w:t>2026-10-31</w:t>
       <w:br/>
       <w:br/>
     </w:r>
